--- a/docs/maklerhandbuch/00_Audit_und_Falltests.docx
+++ b/docs/maklerhandbuch/00_Audit_und_Falltests.docx
@@ -193,7 +193,7 @@
           <w:sz w:val="20"/>
           <w:szCs w:val="20"/>
         </w:rPr>
-        <w:t xml:space="preserve">Geprüft wurde die Fassung vom 18. September 2026, 264 Seiten, Teile A bis W, mit den neun Begleitdateien.</w:t>
+        <w:t xml:space="preserve">Geprüft wurde die Fassung vom 18. September 2026, 88 Seiten, Teile A bis W, mit den neun Begleitdateien.</w:t>
       </w:r>
     </w:p>
     <w:p>
@@ -10614,7 +10614,7 @@
                 <w:sz w:val="18"/>
                 <w:szCs w:val="18"/>
               </w:rPr>
-              <w:t xml:space="preserve">Alle 182 Felder stehen im Handbuch (Teil E, Seiten 40–46) und in Arbeitsmappe 07.</w:t>
+              <w:t xml:space="preserve">Alle 182 Felder stehen im Handbuch (Teil E) und in Arbeitsmappe 07.</w:t>
             </w:r>
           </w:p>
         </w:tc>
@@ -10641,7 +10641,7 @@
                 <w:sz w:val="18"/>
                 <w:szCs w:val="18"/>
               </w:rPr>
-              <w:t xml:space="preserve">Im Handbuch nur Blockstruktur, Erfassungsregeln und die kritischen Felder; die Feldliste bleibt der Arbeitsmappe. Ersparnis rund sechs Seiten ohne Informationsverlust – gearbeitet wird ohnehin in der Mappe.</w:t>
+              <w:t xml:space="preserve">Im Handbuch nur Blockstruktur, Erfassungsregeln und die kritischen Felder; die Feldliste bleibt der Arbeitsmappe. Kein Informationsverlust – gearbeitet wird ohnehin in der Mappe.</w:t>
             </w:r>
           </w:p>
         </w:tc>
@@ -10751,7 +10751,7 @@
                 <w:sz w:val="18"/>
                 <w:szCs w:val="18"/>
               </w:rPr>
-              <w:t xml:space="preserve">Im Handbuch Zweck, Struktur in Blöcken und die Prüfpunkte; die ausfüllbare Fassung bleibt in Dokument 03. Ersparnis rund acht Seiten.</w:t>
+              <w:t xml:space="preserve">Im Handbuch Zweck, Struktur in Blöcken und die Prüfpunkte; die ausfüllbare Fassung bleibt in Dokument 03.</w:t>
             </w:r>
           </w:p>
         </w:tc>
@@ -11248,7 +11248,7 @@
                 <w:sz w:val="19"/>
                 <w:szCs w:val="19"/>
               </w:rPr>
-              <w:t xml:space="preserve">Version 1 hatte 264 Seiten. Die Zusammenführungen sparen rund zwanzig Seiten, die Ergänzungen kosten deutlich mehr.</w:t>
+              <w:t xml:space="preserve">Version 1 hatte 88 Seiten, Version 2.0 hat 132. Die Zusammenführungen sparen Umfang, die Ergänzungen kosten mehr.</w:t>
             </w:r>
           </w:p>
           <w:p>
@@ -11260,7 +11260,7 @@
                 <w:sz w:val="19"/>
                 <w:szCs w:val="19"/>
               </w:rPr>
-              <w:t xml:space="preserve">Der Umfang von Version 2.0 wächst also – aber nicht durch mehr Text zum gleichen Inhalt, sondern durch Gates, Sonderfälle, Störfälle, Kontrollpunkte und Entscheidungslogik. Das sind die Teile, die aus einem Handbuch ein System machen.</w:t>
+              <w:t xml:space="preserve">Der Zuwachs entsteht nicht durch mehr Text zum gleichen Inhalt, sondern durch Gates, Sonderfälle, Störfälle, Kontrollpunkte und Entscheidungslogik. Das sind die Teile, die aus einem Handbuch ein System machen.</w:t>
             </w:r>
           </w:p>
           <w:p>
@@ -11273,6 +11273,18 @@
                 <w:szCs w:val="19"/>
               </w:rPr>
               <w:t xml:space="preserve">Gestrichen wurde kein Fachinhalt. Die drei gekürzten Teile – Objektaufnahme, Formulare, Vorlagenübersicht – liegen in den Begleitdateien vollständig vor, wo mit ihnen gearbeitet wird.</w:t>
+            </w:r>
+          </w:p>
+          <w:p>
+            <w:pPr>
+              <w:spacing w:after="50"/>
+            </w:pPr>
+            <w:r>
+              <w:rPr>
+                <w:sz w:val="19"/>
+                <w:szCs w:val="19"/>
+              </w:rPr>
+              <w:t xml:space="preserve">Für das Tagesgeschäft ist die Kurzfassung (Dokument 11, 21 Seiten) gedacht; das Handbuch bleibt Nachschlagewerk und Einarbeitungsgrundlage.</w:t>
             </w:r>
           </w:p>
         </w:tc>
